--- a/Files/03 - Vayikra/09 -  Achrei Mos-Kedoshim/5785/Achrei Mos-Kedoshim 5785.docx
+++ b/Files/03 - Vayikra/09 -  Achrei Mos-Kedoshim/5785/Achrei Mos-Kedoshim 5785.docx
@@ -1034,7 +1034,7 @@
         <w:rPr>
           <w:rFonts w:ascii="Times New Roman" w:hAnsi="Times New Roman" w:cs="Times New Roman"/>
         </w:rPr>
-        <w:t xml:space="preserve"> comes into the</w:t>
+        <w:t xml:space="preserve"> comes into the </w:t>
       </w:r>
       <w:r>
         <w:rPr>
@@ -3360,7 +3360,7 @@
         <w:rPr>
           <w:rFonts w:ascii="Times New Roman" w:hAnsi="Times New Roman" w:cs="Times New Roman"/>
         </w:rPr>
-        <w:t xml:space="preserve"> of a</w:t>
+        <w:t xml:space="preserve"> of a </w:t>
       </w:r>
       <w:r>
         <w:rPr>
@@ -3557,7 +3557,7 @@
         <w:rPr>
           <w:rFonts w:ascii="Times New Roman" w:hAnsi="Times New Roman" w:cs="Times New Roman"/>
         </w:rPr>
-        <w:t>, during his one trip to</w:t>
+        <w:t xml:space="preserve">, during his one trip to </w:t>
       </w:r>
       <w:r>
         <w:rPr>
